--- a/documentation/docx/DEVELOPER_GUIDE.docx
+++ b/documentation/docx/DEVELOPER_GUIDE.docx
@@ -42,7 +42,7 @@
           <w:sz w:val="24"/>
           <w:szCs w:val="24"/>
         </w:rPr>
-        <w:t xml:space="preserve">Developer Guide — v1.7.3</w:t>
+        <w:t xml:space="preserve">Developer Guide — v1.8.0</w:t>
       </w:r>
     </w:p>
     <w:p>
@@ -390,6 +390,66 @@
         <w:rPr>
           <w:color w:val="0F6E56"/>
         </w:rPr>
+        <w:t xml:space="preserve">4a. Location master</w:t>
+      </w:r>
+    </w:p>
+    <w:p>
+      <w:pPr>
+        <w:spacing w:after="120"/>
+      </w:pPr>
+      <w:r>
+        <w:rPr>
+          <w:sz w:val="22"/>
+          <w:szCs w:val="22"/>
+        </w:rPr>
+        <w:t xml:space="preserve">npm run db:apply:location-master -w @wilms/domain npm run db:apply:ghana-hierarchy -w @wilms/domain npm run seed:ghana-hierarchy -w @wilms/domain npm run db:backfill:locations -w @wilms/domain</w:t>
+      </w:r>
+    </w:p>
+    <w:p>
+      <w:pPr>
+        <w:spacing w:after="120"/>
+      </w:pPr>
+      <w:r>
+        <w:rPr>
+          <w:sz w:val="22"/>
+          <w:szCs w:val="22"/>
+        </w:rPr>
+        <w:t xml:space="preserve">Safe transactional reset (keeps users and RBAC):</w:t>
+      </w:r>
+    </w:p>
+    <w:p>
+      <w:pPr>
+        <w:spacing w:after="120"/>
+      </w:pPr>
+      <w:r>
+        <w:rPr>
+          <w:sz w:val="22"/>
+          <w:szCs w:val="22"/>
+        </w:rPr>
+        <w:t xml:space="preserve">WILMS_CONFIRM_DB_RESET=YES npm run db:reset:keep-users -w @wilms/domain</w:t>
+      </w:r>
+    </w:p>
+    <w:p>
+      <w:pPr>
+        <w:spacing w:after="120"/>
+      </w:pPr>
+      <w:r>
+        <w:rPr>
+          <w:sz w:val="22"/>
+          <w:szCs w:val="22"/>
+        </w:rPr>
+        <w:t xml:space="preserve">See documentation/location/.</w:t>
+      </w:r>
+    </w:p>
+    <w:p>
+      <w:pPr>
+        <w:pStyle w:val="Heading2"/>
+        <w:spacing w:after="100" w:before="200"/>
+      </w:pPr>
+      <w:r>
+        <w:rPr>
+          <w:color w:val="0F6E56"/>
+        </w:rPr>
         <w:t xml:space="preserve">5. Adding a domain module</w:t>
       </w:r>
     </w:p>
@@ -811,6 +871,66 @@
           <w:szCs w:val="22"/>
         </w:rPr>
         <w:t xml:space="preserve">Architecture hub: docs/. Update docs/architecture/progress-tracker.md after meaningful changes.</w:t>
+      </w:r>
+    </w:p>
+    <w:p>
+      <w:pPr>
+        <w:spacing w:after="120"/>
+      </w:pPr>
+      <w:r>
+        <w:rPr>
+          <w:sz w:val="22"/>
+          <w:szCs w:val="22"/>
+        </w:rPr>
+        <w:t xml:space="preserve">Market-readiness notes (v1.8.0):</w:t>
+      </w:r>
+    </w:p>
+    <w:p>
+      <w:pPr>
+        <w:spacing w:after="120"/>
+      </w:pPr>
+      <w:r>
+        <w:rPr>
+          <w:sz w:val="22"/>
+          <w:szCs w:val="22"/>
+        </w:rPr>
+        <w:t xml:space="preserve">• Guarantor eligibility: packages/domain/src/modules/borrowers/guarantor-eligibility.ts</w:t>
+      </w:r>
+    </w:p>
+    <w:p>
+      <w:pPr>
+        <w:spacing w:after="120"/>
+      </w:pPr>
+      <w:r>
+        <w:rPr>
+          <w:sz w:val="22"/>
+          <w:szCs w:val="22"/>
+        </w:rPr>
+        <w:t xml:space="preserve">• Display IDs: packages/shared-utils/src/display-ids.ts</w:t>
+      </w:r>
+    </w:p>
+    <w:p>
+      <w:pPr>
+        <w:spacing w:after="120"/>
+      </w:pPr>
+      <w:r>
+        <w:rPr>
+          <w:sz w:val="22"/>
+          <w:szCs w:val="22"/>
+        </w:rPr>
+        <w:t xml:space="preserve">• Borrower updates: packages/domain/src/modules/borrower-updates/</w:t>
+      </w:r>
+    </w:p>
+    <w:p>
+      <w:pPr>
+        <w:spacing w:after="120"/>
+      </w:pPr>
+      <w:r>
+        <w:rPr>
+          <w:sz w:val="22"/>
+          <w:szCs w:val="22"/>
+        </w:rPr>
+        <w:t xml:space="preserve">• Migration: 0044_v180_borrower_update_requests.sql</w:t>
       </w:r>
     </w:p>
     <w:p>
